--- a/LibraryZh.ConsoleClient/Data/Lepesek_sablon.docx
+++ b/LibraryZh.ConsoleClient/Data/Lepesek_sablon.docx
@@ -1238,6 +1238,7 @@
           <w:color w:val="000000" w:themeColor="text1"/>
           <w:sz w:val="24"/>
           <w:szCs w:val="24"/>
+          <w:lang w:val="hu-HU"/>
         </w:rPr>
       </w:pPr>
       <w:r>
@@ -1246,8 +1247,9 @@
           <w:color w:val="000000" w:themeColor="text1"/>
           <w:sz w:val="24"/>
           <w:szCs w:val="24"/>
-        </w:rPr>
-        <w:t xml:space="preserve">Console.WriteLine("--- 2000 után megjelent könyvek ---"); </w:t>
+          <w:lang w:val="hu-HU"/>
+        </w:rPr>
+        <w:t>Console.WriteLine("1. feladat\n");</w:t>
       </w:r>
     </w:p>
     <w:p>
@@ -1257,72 +1259,343 @@
           <w:color w:val="000000" w:themeColor="text1"/>
           <w:sz w:val="24"/>
           <w:szCs w:val="24"/>
+          <w:lang w:val="hu-HU"/>
         </w:rPr>
       </w:pPr>
-      <w:r>
+    </w:p>
+    <w:p>
+      <w:pPr>
         <w:rPr>
           <w:bCs/>
           <w:color w:val="000000" w:themeColor="text1"/>
           <w:sz w:val="24"/>
           <w:szCs w:val="24"/>
-        </w:rPr>
-        <w:t>foreach (var book in service.BooksAfter2000OrderedByTitle())</w:t>
-      </w:r>
-    </w:p>
-    <w:p>
-      <w:pPr>
+          <w:lang w:val="hu-HU"/>
+        </w:rPr>
+      </w:pPr>
+      <w:r>
         <w:rPr>
           <w:bCs/>
           <w:color w:val="000000" w:themeColor="text1"/>
           <w:sz w:val="24"/>
           <w:szCs w:val="24"/>
-        </w:rPr>
-      </w:pPr>
-      <w:r>
+          <w:lang w:val="hu-HU"/>
+        </w:rPr>
+        <w:t>foreach (var x in service.task1())</w:t>
+      </w:r>
+    </w:p>
+    <w:p>
+      <w:pPr>
         <w:rPr>
           <w:bCs/>
           <w:color w:val="000000" w:themeColor="text1"/>
           <w:sz w:val="24"/>
           <w:szCs w:val="24"/>
-        </w:rPr>
-        <w:t xml:space="preserve"> { </w:t>
-      </w:r>
-    </w:p>
-    <w:p>
-      <w:pPr>
-        <w:ind w:firstLine="720"/>
+          <w:lang w:val="hu-HU"/>
+        </w:rPr>
+      </w:pPr>
+      <w:r>
         <w:rPr>
           <w:bCs/>
           <w:color w:val="000000" w:themeColor="text1"/>
           <w:sz w:val="24"/>
           <w:szCs w:val="24"/>
-        </w:rPr>
-      </w:pPr>
-      <w:r>
+          <w:lang w:val="hu-HU"/>
+        </w:rPr>
+        <w:t>{</w:t>
+      </w:r>
+    </w:p>
+    <w:p>
+      <w:pPr>
         <w:rPr>
           <w:bCs/>
           <w:color w:val="000000" w:themeColor="text1"/>
           <w:sz w:val="24"/>
           <w:szCs w:val="24"/>
-        </w:rPr>
-        <w:t xml:space="preserve">Console.WriteLine($"{book.Title} ({book.PublishedYear})"); </w:t>
-      </w:r>
-    </w:p>
-    <w:p>
-      <w:pPr>
+          <w:lang w:val="hu-HU"/>
+        </w:rPr>
+      </w:pPr>
+      <w:r>
         <w:rPr>
           <w:bCs/>
           <w:color w:val="000000" w:themeColor="text1"/>
           <w:sz w:val="24"/>
           <w:szCs w:val="24"/>
-        </w:rPr>
-      </w:pPr>
-      <w:r>
+          <w:lang w:val="hu-HU"/>
+        </w:rPr>
+        <w:t xml:space="preserve">    Console.WriteLine($"{x.Title} | {x.PublishedYear}");</w:t>
+      </w:r>
+    </w:p>
+    <w:p>
+      <w:pPr>
         <w:rPr>
           <w:bCs/>
           <w:color w:val="000000" w:themeColor="text1"/>
           <w:sz w:val="24"/>
           <w:szCs w:val="24"/>
+          <w:lang w:val="hu-HU"/>
+        </w:rPr>
+      </w:pPr>
+      <w:r>
+        <w:rPr>
+          <w:bCs/>
+          <w:color w:val="000000" w:themeColor="text1"/>
+          <w:sz w:val="24"/>
+          <w:szCs w:val="24"/>
+          <w:lang w:val="hu-HU"/>
+        </w:rPr>
+        <w:t>}</w:t>
+      </w:r>
+    </w:p>
+    <w:p>
+      <w:pPr>
+        <w:rPr>
+          <w:bCs/>
+          <w:color w:val="000000" w:themeColor="text1"/>
+          <w:sz w:val="24"/>
+          <w:szCs w:val="24"/>
+          <w:lang w:val="hu-HU"/>
+        </w:rPr>
+      </w:pPr>
+    </w:p>
+    <w:p>
+      <w:pPr>
+        <w:rPr>
+          <w:bCs/>
+          <w:color w:val="000000" w:themeColor="text1"/>
+          <w:sz w:val="24"/>
+          <w:szCs w:val="24"/>
+          <w:lang w:val="hu-HU"/>
+        </w:rPr>
+      </w:pPr>
+      <w:r>
+        <w:rPr>
+          <w:bCs/>
+          <w:color w:val="000000" w:themeColor="text1"/>
+          <w:sz w:val="24"/>
+          <w:szCs w:val="24"/>
+          <w:lang w:val="hu-HU"/>
+        </w:rPr>
+        <w:t>Console.WriteLine("\n2. feladat\n");</w:t>
+      </w:r>
+    </w:p>
+    <w:p>
+      <w:pPr>
+        <w:rPr>
+          <w:bCs/>
+          <w:color w:val="000000" w:themeColor="text1"/>
+          <w:sz w:val="24"/>
+          <w:szCs w:val="24"/>
+          <w:lang w:val="hu-HU"/>
+        </w:rPr>
+      </w:pPr>
+    </w:p>
+    <w:p>
+      <w:pPr>
+        <w:rPr>
+          <w:bCs/>
+          <w:color w:val="000000" w:themeColor="text1"/>
+          <w:sz w:val="24"/>
+          <w:szCs w:val="24"/>
+          <w:lang w:val="hu-HU"/>
+        </w:rPr>
+      </w:pPr>
+      <w:r>
+        <w:rPr>
+          <w:bCs/>
+          <w:color w:val="000000" w:themeColor="text1"/>
+          <w:sz w:val="24"/>
+          <w:szCs w:val="24"/>
+          <w:lang w:val="hu-HU"/>
+        </w:rPr>
+        <w:t>foreach (var x in service.task2())</w:t>
+      </w:r>
+    </w:p>
+    <w:p>
+      <w:pPr>
+        <w:rPr>
+          <w:bCs/>
+          <w:color w:val="000000" w:themeColor="text1"/>
+          <w:sz w:val="24"/>
+          <w:szCs w:val="24"/>
+          <w:lang w:val="hu-HU"/>
+        </w:rPr>
+      </w:pPr>
+      <w:r>
+        <w:rPr>
+          <w:bCs/>
+          <w:color w:val="000000" w:themeColor="text1"/>
+          <w:sz w:val="24"/>
+          <w:szCs w:val="24"/>
+          <w:lang w:val="hu-HU"/>
+        </w:rPr>
+        <w:t>{</w:t>
+      </w:r>
+    </w:p>
+    <w:p>
+      <w:pPr>
+        <w:rPr>
+          <w:bCs/>
+          <w:color w:val="000000" w:themeColor="text1"/>
+          <w:sz w:val="24"/>
+          <w:szCs w:val="24"/>
+          <w:lang w:val="hu-HU"/>
+        </w:rPr>
+      </w:pPr>
+      <w:r>
+        <w:rPr>
+          <w:bCs/>
+          <w:color w:val="000000" w:themeColor="text1"/>
+          <w:sz w:val="24"/>
+          <w:szCs w:val="24"/>
+          <w:lang w:val="hu-HU"/>
+        </w:rPr>
+        <w:t xml:space="preserve">    Console.WriteLine($"{x.Title} | {x.BorrowerName}");</w:t>
+      </w:r>
+    </w:p>
+    <w:p>
+      <w:pPr>
+        <w:rPr>
+          <w:bCs/>
+          <w:color w:val="000000" w:themeColor="text1"/>
+          <w:sz w:val="24"/>
+          <w:szCs w:val="24"/>
+          <w:lang w:val="hu-HU"/>
+        </w:rPr>
+      </w:pPr>
+      <w:r>
+        <w:rPr>
+          <w:bCs/>
+          <w:color w:val="000000" w:themeColor="text1"/>
+          <w:sz w:val="24"/>
+          <w:szCs w:val="24"/>
+          <w:lang w:val="hu-HU"/>
+        </w:rPr>
+        <w:t>}</w:t>
+      </w:r>
+    </w:p>
+    <w:p>
+      <w:pPr>
+        <w:rPr>
+          <w:bCs/>
+          <w:color w:val="000000" w:themeColor="text1"/>
+          <w:sz w:val="24"/>
+          <w:szCs w:val="24"/>
+          <w:lang w:val="hu-HU"/>
+        </w:rPr>
+      </w:pPr>
+    </w:p>
+    <w:p>
+      <w:pPr>
+        <w:rPr>
+          <w:bCs/>
+          <w:color w:val="000000" w:themeColor="text1"/>
+          <w:sz w:val="24"/>
+          <w:szCs w:val="24"/>
+          <w:lang w:val="hu-HU"/>
+        </w:rPr>
+      </w:pPr>
+      <w:r>
+        <w:rPr>
+          <w:bCs/>
+          <w:color w:val="000000" w:themeColor="text1"/>
+          <w:sz w:val="24"/>
+          <w:szCs w:val="24"/>
+          <w:lang w:val="hu-HU"/>
+        </w:rPr>
+        <w:t>Console.WriteLine("\n3. feladat\n");</w:t>
+      </w:r>
+    </w:p>
+    <w:p>
+      <w:pPr>
+        <w:rPr>
+          <w:bCs/>
+          <w:color w:val="000000" w:themeColor="text1"/>
+          <w:sz w:val="24"/>
+          <w:szCs w:val="24"/>
+          <w:lang w:val="hu-HU"/>
+        </w:rPr>
+      </w:pPr>
+    </w:p>
+    <w:p>
+      <w:pPr>
+        <w:rPr>
+          <w:bCs/>
+          <w:color w:val="000000" w:themeColor="text1"/>
+          <w:sz w:val="24"/>
+          <w:szCs w:val="24"/>
+          <w:lang w:val="hu-HU"/>
+        </w:rPr>
+      </w:pPr>
+      <w:r>
+        <w:rPr>
+          <w:bCs/>
+          <w:color w:val="000000" w:themeColor="text1"/>
+          <w:sz w:val="24"/>
+          <w:szCs w:val="24"/>
+          <w:lang w:val="hu-HU"/>
+        </w:rPr>
+        <w:t>foreach(var item in service.task3())</w:t>
+      </w:r>
+    </w:p>
+    <w:p>
+      <w:pPr>
+        <w:rPr>
+          <w:bCs/>
+          <w:color w:val="000000" w:themeColor="text1"/>
+          <w:sz w:val="24"/>
+          <w:szCs w:val="24"/>
+          <w:lang w:val="hu-HU"/>
+        </w:rPr>
+      </w:pPr>
+      <w:r>
+        <w:rPr>
+          <w:bCs/>
+          <w:color w:val="000000" w:themeColor="text1"/>
+          <w:sz w:val="24"/>
+          <w:szCs w:val="24"/>
+          <w:lang w:val="hu-HU"/>
+        </w:rPr>
+        <w:t>{</w:t>
+      </w:r>
+    </w:p>
+    <w:p>
+      <w:pPr>
+        <w:rPr>
+          <w:bCs/>
+          <w:color w:val="000000" w:themeColor="text1"/>
+          <w:sz w:val="24"/>
+          <w:szCs w:val="24"/>
+          <w:lang w:val="hu-HU"/>
+        </w:rPr>
+      </w:pPr>
+      <w:r>
+        <w:rPr>
+          <w:bCs/>
+          <w:color w:val="000000" w:themeColor="text1"/>
+          <w:sz w:val="24"/>
+          <w:szCs w:val="24"/>
+          <w:lang w:val="hu-HU"/>
+        </w:rPr>
+        <w:t xml:space="preserve">    Console.WriteLine($"{item.Title} | {item.Loans_number}");</w:t>
+      </w:r>
+    </w:p>
+    <w:p>
+      <w:pPr>
+        <w:rPr>
+          <w:bCs/>
+          <w:color w:val="000000" w:themeColor="text1"/>
+          <w:sz w:val="24"/>
+          <w:szCs w:val="24"/>
+        </w:rPr>
+      </w:pPr>
+      <w:r>
+        <w:rPr>
+          <w:bCs/>
+          <w:color w:val="000000" w:themeColor="text1"/>
+          <w:sz w:val="24"/>
+          <w:szCs w:val="24"/>
+          <w:lang w:val="hu-HU"/>
         </w:rPr>
         <w:t>}</w:t>
       </w:r>
